--- a/01 Tanakh/02 Nevi_im/01 Former Prophets/09 Melekhim/Melekhim 23.docx
+++ b/01 Tanakh/02 Nevi_im/01 Former Prophets/09 Melekhim/Melekhim 23.docx
@@ -22,7 +22,7 @@
           <w:szCs w:val="24"/>
           <w:rtl w:val="0"/>
         </w:rPr>
-        <w:t xml:space="preserve">(Book Title)</w:t>
+        <w:t xml:space="preserve">Melekhim</w:t>
       </w:r>
     </w:p>
     <w:p>
@@ -43,7 +43,12 @@
           <w:szCs w:val="40"/>
           <w:rtl w:val="0"/>
         </w:rPr>
-        <w:t xml:space="preserve">1</w:t>
+        <w:t xml:space="preserve">23</w:t>
+      </w:r>
+      <w:r>
+        <w:rPr>
+          <w:rtl w:val="0"/>
+        </w:rPr>
       </w:r>
     </w:p>
     <w:p>
@@ -84,301 +89,529 @@
     </w:p>
     <w:p>
       <w:pPr>
-        <w:ind w:firstLine="720"/>
+        <w:ind w:left="0" w:firstLine="0"/>
+        <w:rPr>
+          <w:sz w:val="24"/>
+          <w:szCs w:val="24"/>
+        </w:rPr>
+      </w:pPr>
+      <w:r>
+        <w:rPr>
+          <w:rtl w:val="0"/>
+        </w:rPr>
+      </w:r>
+    </w:p>
+    <w:p>
+      <w:pPr>
+        <w:numPr>
+          <w:ilvl w:val="0"/>
+          <w:numId w:val="1"/>
+        </w:numPr>
+        <w:ind w:left="720" w:hanging="360"/>
+        <w:rPr>
+          <w:sz w:val="24"/>
+          <w:szCs w:val="24"/>
+          <w:u w:val="none"/>
+        </w:rPr>
+      </w:pPr>
+      <w:r>
+        <w:rPr>
+          <w:sz w:val="24"/>
+          <w:szCs w:val="24"/>
+          <w:rtl w:val="0"/>
+        </w:rPr>
+        <w:t xml:space="preserve">After Ach’av’s death Mo’av rebelled against Isra’el.</w:t>
+      </w:r>
+    </w:p>
+    <w:p>
+      <w:pPr>
+        <w:numPr>
+          <w:ilvl w:val="0"/>
+          <w:numId w:val="1"/>
+        </w:numPr>
+        <w:ind w:left="720" w:hanging="360"/>
+        <w:rPr>
+          <w:sz w:val="24"/>
+          <w:szCs w:val="24"/>
+          <w:u w:val="none"/>
+        </w:rPr>
+      </w:pPr>
+      <w:r>
+        <w:rPr>
+          <w:sz w:val="24"/>
+          <w:szCs w:val="24"/>
+          <w:rtl w:val="0"/>
+        </w:rPr>
+        <w:t xml:space="preserve">When Achazyah fell through a latticed window of his upper room in Shomron and lay injured, he sent messengers and said to them, “Go, consult Ba‘al-Z’vuv the idol of ‘Ekron, and ask whether I will recover from this injury.”</w:t>
+      </w:r>
+    </w:p>
+    <w:p>
+      <w:pPr>
+        <w:numPr>
+          <w:ilvl w:val="0"/>
+          <w:numId w:val="1"/>
+        </w:numPr>
+        <w:ind w:left="720" w:hanging="360"/>
+        <w:rPr>
+          <w:sz w:val="24"/>
+          <w:szCs w:val="24"/>
+          <w:u w:val="none"/>
+        </w:rPr>
+      </w:pPr>
+      <w:r>
+        <w:rPr>
+          <w:sz w:val="24"/>
+          <w:szCs w:val="24"/>
+          <w:rtl w:val="0"/>
+        </w:rPr>
+        <w:t xml:space="preserve">But an angel of YIHOVEH TZVA’OT said to Eliyahu from Tishbe, “Get up, and intercept the messengers of the king of Shomron, and ask them, ‘Is it because there’s no Elohim in Isra’el that you’re on your way to consult Ba‘al-Z’vuv the idol of ‘Ekron?</w:t>
+      </w:r>
+    </w:p>
+    <w:p>
+      <w:pPr>
+        <w:numPr>
+          <w:ilvl w:val="0"/>
+          <w:numId w:val="1"/>
+        </w:numPr>
+        <w:ind w:left="720" w:hanging="360"/>
+        <w:rPr>
+          <w:sz w:val="24"/>
+          <w:szCs w:val="24"/>
+          <w:u w:val="none"/>
+        </w:rPr>
+      </w:pPr>
+      <w:r>
+        <w:rPr>
+          <w:sz w:val="24"/>
+          <w:szCs w:val="24"/>
+          <w:rtl w:val="0"/>
+        </w:rPr>
+        <w:t xml:space="preserve">Therefore YIHOVEH says, “You will never leave the bed you are lying on; you will certainly die.”’” Then Eliyahu left.</w:t>
+      </w:r>
+    </w:p>
+    <w:p>
+      <w:pPr>
+        <w:numPr>
+          <w:ilvl w:val="0"/>
+          <w:numId w:val="1"/>
+        </w:numPr>
+        <w:ind w:left="720" w:hanging="360"/>
+        <w:rPr>
+          <w:sz w:val="24"/>
+          <w:szCs w:val="24"/>
+          <w:u w:val="none"/>
+        </w:rPr>
+      </w:pPr>
+      <w:r>
+        <w:rPr>
+          <w:sz w:val="24"/>
+          <w:szCs w:val="24"/>
+          <w:rtl w:val="0"/>
+        </w:rPr>
+        <w:t xml:space="preserve">The messengers returned to Achazyah, and he asked them, “Why have you come back?”</w:t>
+      </w:r>
+    </w:p>
+    <w:p>
+      <w:pPr>
+        <w:numPr>
+          <w:ilvl w:val="0"/>
+          <w:numId w:val="1"/>
+        </w:numPr>
+        <w:ind w:left="720" w:hanging="360"/>
+        <w:rPr>
+          <w:sz w:val="24"/>
+          <w:szCs w:val="24"/>
+          <w:u w:val="none"/>
+        </w:rPr>
+      </w:pPr>
+      <w:r>
+        <w:rPr>
+          <w:sz w:val="24"/>
+          <w:szCs w:val="24"/>
+          <w:rtl w:val="0"/>
+        </w:rPr>
+        <w:t xml:space="preserve">They answered him, “A man came to meet us. He told us to go and return to the king who sent us, and tell him, ‘Here is what YIHOVEH says: “Is it because there’s no Elohim in Isra’el that you’re sending to consult Ba‘al-Z’vuv the idol of ‘Ekron? Therefore you will never leave the bed you are lying on; you will certainly die.”’”</w:t>
+      </w:r>
+    </w:p>
+    <w:p>
+      <w:pPr>
+        <w:numPr>
+          <w:ilvl w:val="0"/>
+          <w:numId w:val="1"/>
+        </w:numPr>
+        <w:ind w:left="720" w:hanging="360"/>
+        <w:rPr>
+          <w:sz w:val="24"/>
+          <w:szCs w:val="24"/>
+          <w:u w:val="none"/>
+        </w:rPr>
+      </w:pPr>
+      <w:r>
+        <w:rPr>
+          <w:sz w:val="24"/>
+          <w:szCs w:val="24"/>
+          <w:rtl w:val="0"/>
+        </w:rPr>
+        <w:t xml:space="preserve">He asked them, “The man who came to meet you and told you these things, what kind of a man was he?”</w:t>
+      </w:r>
+    </w:p>
+    <w:p>
+      <w:pPr>
+        <w:numPr>
+          <w:ilvl w:val="0"/>
+          <w:numId w:val="1"/>
+        </w:numPr>
+        <w:ind w:left="720" w:hanging="360"/>
+        <w:rPr>
+          <w:sz w:val="24"/>
+          <w:szCs w:val="24"/>
+          <w:u w:val="none"/>
+        </w:rPr>
+      </w:pPr>
+      <w:r>
+        <w:rPr>
+          <w:sz w:val="24"/>
+          <w:szCs w:val="24"/>
+          <w:rtl w:val="0"/>
+        </w:rPr>
+        <w:t xml:space="preserve">“He was a hairy man,” they answered him, “with a leather belt around his waist.” He said, “It was Eliyahu from Tishbe.”</w:t>
+      </w:r>
+    </w:p>
+    <w:p>
+      <w:pPr>
+        <w:numPr>
+          <w:ilvl w:val="0"/>
+          <w:numId w:val="1"/>
+        </w:numPr>
+        <w:ind w:left="720" w:hanging="360"/>
+        <w:rPr>
+          <w:sz w:val="24"/>
+          <w:szCs w:val="24"/>
+          <w:u w:val="none"/>
+        </w:rPr>
+      </w:pPr>
+      <w:r>
+        <w:rPr>
+          <w:sz w:val="24"/>
+          <w:szCs w:val="24"/>
+          <w:rtl w:val="0"/>
+        </w:rPr>
+        <w:t xml:space="preserve">Then the king sent a commander of fifty to Eliyahu, together with his fifty men. Eliyahu was sitting at the top of a hill. The commander climbed up to him and said, “Man of EL, the king says to come down.”</w:t>
+      </w:r>
+    </w:p>
+    <w:p>
+      <w:pPr>
+        <w:numPr>
+          <w:ilvl w:val="0"/>
+          <w:numId w:val="1"/>
+        </w:numPr>
+        <w:ind w:left="720" w:hanging="360"/>
+        <w:rPr>
+          <w:sz w:val="24"/>
+          <w:szCs w:val="24"/>
+          <w:u w:val="none"/>
+        </w:rPr>
+      </w:pPr>
+      <w:r>
+        <w:rPr>
+          <w:sz w:val="24"/>
+          <w:szCs w:val="24"/>
+          <w:rtl w:val="0"/>
+        </w:rPr>
+        <w:t xml:space="preserve">Eliyahu answered the commander of fifty, “If I am in fact a man of Ha’Elohim, let fire come down from heaven and burn you up, along with your fifty men.” Fire came down from heaven, and it burned up him and his fifty men.</w:t>
+      </w:r>
+    </w:p>
+    <w:p>
+      <w:pPr>
+        <w:numPr>
+          <w:ilvl w:val="0"/>
+          <w:numId w:val="1"/>
+        </w:numPr>
+        <w:ind w:left="720" w:hanging="360"/>
+        <w:rPr>
+          <w:sz w:val="24"/>
+          <w:szCs w:val="24"/>
+          <w:u w:val="none"/>
+        </w:rPr>
+      </w:pPr>
+      <w:r>
+        <w:rPr>
+          <w:sz w:val="24"/>
+          <w:szCs w:val="24"/>
+          <w:rtl w:val="0"/>
+        </w:rPr>
+        <w:t xml:space="preserve">The king sent him another commander of fifty, together with his fifty men. He said to him, “Man of EL, the king says, ‘Come down immediately!’”</w:t>
+      </w:r>
+    </w:p>
+    <w:p>
+      <w:pPr>
+        <w:numPr>
+          <w:ilvl w:val="0"/>
+          <w:numId w:val="1"/>
+        </w:numPr>
+        <w:ind w:left="720" w:hanging="360"/>
+        <w:rPr>
+          <w:sz w:val="24"/>
+          <w:szCs w:val="24"/>
+          <w:u w:val="none"/>
+        </w:rPr>
+      </w:pPr>
+      <w:r>
+        <w:rPr>
+          <w:sz w:val="24"/>
+          <w:szCs w:val="24"/>
+          <w:rtl w:val="0"/>
+        </w:rPr>
+        <w:t xml:space="preserve">Eliyahu answered them, “If I am in fact a man of Ha’Elohim, let fire come down from heaven and burn you up, along with your fifty men.” Fire came down from heaven, and it burned up him and his fifty men.</w:t>
+      </w:r>
+    </w:p>
+    <w:p>
+      <w:pPr>
+        <w:ind w:left="720" w:firstLine="0"/>
+        <w:rPr>
+          <w:sz w:val="24"/>
+          <w:szCs w:val="24"/>
+        </w:rPr>
+      </w:pPr>
+      <w:r>
+        <w:rPr>
+          <w:rtl w:val="0"/>
+        </w:rPr>
+      </w:r>
+    </w:p>
+    <w:p>
+      <w:pPr>
+        <w:ind w:left="720" w:firstLine="0"/>
+        <w:rPr>
+          <w:sz w:val="24"/>
+          <w:szCs w:val="24"/>
+        </w:rPr>
+      </w:pPr>
+      <w:r>
+        <w:rPr>
+          <w:rtl w:val="0"/>
+        </w:rPr>
+      </w:r>
+    </w:p>
+    <w:p>
+      <w:pPr>
+        <w:ind w:left="720" w:firstLine="0"/>
+        <w:rPr>
+          <w:sz w:val="24"/>
+          <w:szCs w:val="24"/>
+        </w:rPr>
+      </w:pPr>
+      <w:r>
+        <w:rPr>
+          <w:rtl w:val="0"/>
+        </w:rPr>
+      </w:r>
+    </w:p>
+    <w:p>
+      <w:pPr>
+        <w:jc w:val="center"/>
         <w:rPr>
           <w:b w:val="1"/>
           <w:bCs w:val="1"/>
-          <w:sz w:val="24"/>
-          <w:szCs w:val="24"/>
-        </w:rPr>
-      </w:pPr>
-      <w:r>
-        <w:rPr>
-          <w:rtl w:val="0"/>
-        </w:rPr>
-      </w:r>
-    </w:p>
-    <w:p>
-      <w:pPr>
-        <w:numPr>
-          <w:ilvl w:val="0"/>
-          <w:numId w:val="1"/>
-        </w:numPr>
-        <w:ind w:left="720" w:hanging="360"/>
-        <w:rPr>
-          <w:sz w:val="24"/>
-          <w:szCs w:val="24"/>
-          <w:u w:val="none"/>
-        </w:rPr>
-      </w:pPr>
-      <w:r>
-        <w:rPr>
-          <w:sz w:val="24"/>
-          <w:szCs w:val="24"/>
-          <w:rtl w:val="0"/>
-        </w:rPr>
-        <w:t xml:space="preserve">M'lakhim Alef (1 Ki) 1:1-53 CJB</w:t>
-      </w:r>
-    </w:p>
-    <w:p>
-      <w:pPr>
-        <w:numPr>
-          <w:ilvl w:val="0"/>
-          <w:numId w:val="1"/>
-        </w:numPr>
-        <w:ind w:left="720" w:hanging="360"/>
-        <w:rPr>
-          <w:sz w:val="24"/>
-          <w:szCs w:val="24"/>
-          <w:u w:val="none"/>
-        </w:rPr>
-      </w:pPr>
-      <w:r>
-        <w:rPr>
-          <w:sz w:val="24"/>
-          <w:szCs w:val="24"/>
-          <w:rtl w:val="0"/>
-        </w:rPr>
-        <w:t xml:space="preserve">[1] King David grew old, the years took their toll, and he couldn’t get warm even when they covered him with bedclothes. [2] His servants said to him, “Let us try to find a young virgin for my lord the king. She can wait on the king and be a companion for him, and she can lie next to you, so that my lord the king will get some heat.” [3] After looking through all of Isra’el’s territory for a beautiful girl, they found Avishag the Shunamit and brought her to the king. [4] The girl was very beautiful and became a companion for the king. She took care of him, but the king did not have sexual relations with her. [5] Adoniyah the son of Haggit was beginning to claim that he would be king; to this end he organized chariots and horsemen, with fifty men to run ahead of him. [6] (His father had never in his life confronted him by asking, “Why are you behaving this way?” Moreover, he was a very handsome man; he was born next after Avshalom.) [7] He conferred with Yo’av the son of Tz’ruyah and Evyatar the cohen; and they both supported Adoniyah. [8] But Tzadok the cohen, B’nayah the son of Y’hoyada, Natan the prophet, Shim‘i, Re‘i and David’s elite guard were not on Adoniyah’s side. [9] One day Adoniyah killed sheep, oxen and fattened calves at the Stone of Zochelet, by ‘Ein-Rogel. He summoned all his brothers the king’s sons, and all the men of Y’hudah the king’s servants; [10] but he did not summon Natan the prophet, B’nayah, the elite guard or Shlomo his brother. [11] Natan went to Bat-Sheva the mother of Shlomo and said, “Haven’t you heard that Adoniyah the son of Haggit has become king without the knowledge of David our lord? [12] Now, come, please let me give you advice, so that you can save both your own life and that of your son Shlomo. [13] Go, get in to see King David, and say to him, ‘My lord, king, didn’t you swear to your servant, “Your son Shlomo will be king after me; he will sit on my throne”? So why is Adoniyah king?’ [14] Right then, while you are still talking with the king, I will also come in after you and confirm what you are saying.” [15] Bat-Sheva went in to the king in his room. (The king was very old; Avishag the Shunamit was in attendance on the king.) [16] Bat-Sheva bowed, prostrating herself to the king. The king asked, “What do you want?” [17] She answered him, “My lord, you swore by Adonai your God to your servant, ‘Your son Shlomo will be king after me; he will sit on my throne.’ [18] But now, here is Adoniyah ruling as king; and you, my lord the king, don’t know anything about it. [19] He has killed oxen, fattened calves and sheep in great numbers; and he has summoned all the sons of the king, Evyatar the cohen and Yo’av the commander of the army; but he didn’t summon Shlomo your servant. [20] As for you, my lord the king, all Isra’el is watching you; they are waiting for you to tell them who is to sit on the throne of my lord the king after him. [21] If you don’t, then, when my lord the king sleeps with his ancestors, I and my son Shlomo will be considered criminals.” [22] Right then, while she was still talking with the king, Natan the prophet entered. [23] They told the king, “Natan the prophet is here.” After coming into the king’s presence, he prostrated himself before the king with his face to the ground. [24] Natan said, “My lord king, did you say, ‘Adoniyah is to be king after me; he will sit on my throne’? [25] For he has gone down today and killed oxen, fattened calves and sheep in great numbers; and he has summoned all the king’s sons, the commanders of the army and Evyatar the cohen; right now they are eating and drinking in his presence and proclaiming, ‘Long live King Adoniyah!’ [26] But he didn’t summon me your servant, or Tzadok the cohen, or B’nayah the son of Y’hoyada or your servant Shlomo. [27] Is this authorized by my lord the king without your having told your servant who would sit on the throne of my lord the king after him?” [28] King David answered by saying, “Summon Bat-Sheva to me.” She entered the king’s presence and stood before the king. [29] Then the king swore an oath: “As Adonai lives, who has delivered me from all adversity, [30] as I swore to you by Adonai the God of Isra’el, ‘Your son Shlomo will be king after me; he will sit on my throne in my place,’ so will I do today.” [31] Bat-Sheva bowed with her face to the ground, prostrating herself to the king, and said, “Let my lord King David live forever.” [32] King David said, “Summon Tzadok the cohen, Natan the prophet and B’nayah the son of Y’hoyada.” They came before the king. [33] The king said to them, “Take with you the servants of your lord, have Shlomo my son ride on my own mule and bring him down to Gichon. [34] There Tzadok the cohen and Natan the prophet are to anoint him king over Isra’el. Sound the shofar and say, “Long live King Shlomo!” [35] Then escort him back; he is to come and sit on my throne; for he is to take my place as king. I have appointed him to rule over Isra’el and Y’hudah.” [36] B’nayah responded to the king by saying, “Amen! May Adonai, the God of my lord the king, confirm it! [37] Just as Adonai has been with my lord the king, so may he be with Shlomo and make his throne even greater than the throne of my lord King David!” [38] So Tzadok the cohen, Natan the prophet, B’nayah the son of Y’hoyada and the K’reti and P’leti went down, had Shlomo ride on King David’s mule and brought him to Gichon. [39] Tzadok the cohen took the horn of olive oil out of the tent and anointed Shlomo. They sounded the shofar, and all the people shouted, “Long live King Shlomo!” [40] All the people escorted him back, playing flutes and rejoicing greatly, so that the earth shook with the sound. [41] Adoniyah and all his guests heard it while they were finishing their meal; but it was Yo’av who, when he heard the blast on the shofar, asked, “That noise — what’s the meaning of this uproar in the city?” [42] While he was still speaking, there came Yonatan the son of Evyatar the cohen. Adoniyah said, “Come in! You’re a worthy man, so you must be bringing good news!” [43] Yonatan answered Adoniyah, “The truth is, our lord King David has made Shlomo king. [44] Moreover, the king sent with him Tzadok the cohen, Natan the prophet, B’nayah the son of Y’hoyada and the K’reti and P’leti; they had him ride on the king’s mule; [45] and Tzadok the cohen and Natan the prophet anointed him king in Gichon. Then they escorted him back from there rejoicing, so that the city is in an uproar; this is the noise you’ve been hearing. [46] Moreover, Shlomo is now sitting on the throne of the kingdom. [47] More than that, the king’s servants came and blessed our lord King David with these words: ‘May God make the name of Shlomo better than your name and his throne greater than your throne,’ after which the king bowed down on the bed. [48] Finally, the king said, ‘Blessed be Adonai the God of Isra’el, who has given someone to sit on my throne today, when my own eyes can see it.’” [49] At this all Adoniyah’s guests grew frightened; they got up, everyone going his own way. [50] Adoniyah too was afraid because of Shlomo; he got up, went and took hold of the horns of the altar. [51] Shlomo was told, “Here, Adoniyah is terrified of King Shlomo; he has grabbed hold of the horns of the altar and is saying, ‘First let King Shlomo swear to me that he will not have his servant executed.’” [52] Shlomo said, “If he will demonstrate that he is a worthy man, not a hair of his will fall to the earth. But if he is found making trouble, he will die.” [53] So King Shlomo sent, and they brought him down from the altar. He came and prostrated himself before King Shlomo; and Shlomo said to him, ‘Go on home.’”</w:t>
-      </w:r>
-    </w:p>
-    <w:p>
-      <w:pPr>
-        <w:numPr>
-          <w:ilvl w:val="0"/>
-          <w:numId w:val="1"/>
-        </w:numPr>
-        <w:ind w:left="720" w:hanging="360"/>
-        <w:rPr>
-          <w:sz w:val="24"/>
-          <w:szCs w:val="24"/>
-          <w:u w:val="none"/>
-        </w:rPr>
-      </w:pPr>
-      <w:r>
-        <w:rPr>
-          <w:rtl w:val="0"/>
-        </w:rPr>
-      </w:r>
-    </w:p>
-    <w:p>
-      <w:pPr>
-        <w:numPr>
-          <w:ilvl w:val="0"/>
-          <w:numId w:val="1"/>
-        </w:numPr>
-        <w:ind w:left="720" w:hanging="360"/>
-        <w:rPr>
-          <w:sz w:val="24"/>
-          <w:szCs w:val="24"/>
-          <w:u w:val="none"/>
-        </w:rPr>
-      </w:pPr>
-      <w:r>
-        <w:rPr>
-          <w:sz w:val="24"/>
-          <w:szCs w:val="24"/>
-          <w:rtl w:val="0"/>
-        </w:rPr>
-        <w:t xml:space="preserve">https://bible.com/bible/1275/1ki.1.1-53.CJB</w:t>
-      </w:r>
-    </w:p>
-    <w:p>
-      <w:pPr>
-        <w:rPr>
-          <w:sz w:val="24"/>
-          <w:szCs w:val="24"/>
-        </w:rPr>
-      </w:pPr>
-      <w:r>
-        <w:rPr>
-          <w:rtl w:val="0"/>
-        </w:rPr>
-      </w:r>
-    </w:p>
-    <w:p>
-      <w:pPr>
-        <w:rPr>
-          <w:sz w:val="24"/>
-          <w:szCs w:val="24"/>
-        </w:rPr>
-      </w:pPr>
-      <w:r>
-        <w:rPr>
-          <w:rtl w:val="0"/>
-        </w:rPr>
-      </w:r>
-    </w:p>
-    <w:p>
-      <w:pPr>
-        <w:ind w:firstLine="720"/>
+          <w:color w:val="999999"/>
+          <w:sz w:val="24"/>
+          <w:szCs w:val="24"/>
+        </w:rPr>
+      </w:pPr>
+      <w:r>
         <w:rPr>
           <w:b w:val="1"/>
           <w:bCs w:val="1"/>
-          <w:sz w:val="24"/>
-          <w:szCs w:val="24"/>
-        </w:rPr>
-      </w:pPr>
-      <w:r>
-        <w:rPr>
-          <w:b w:val="1"/>
-          <w:bCs w:val="1"/>
-          <w:sz w:val="24"/>
-          <w:szCs w:val="24"/>
-          <w:rtl w:val="0"/>
-        </w:rPr>
-        <w:t xml:space="preserve">(Section Title)</w:t>
-      </w:r>
-    </w:p>
-    <w:p>
-      <w:pPr>
-        <w:ind w:firstLine="720"/>
-        <w:rPr>
-          <w:b w:val="1"/>
-          <w:bCs w:val="1"/>
-          <w:sz w:val="24"/>
-          <w:szCs w:val="24"/>
-        </w:rPr>
-      </w:pPr>
-      <w:r>
-        <w:rPr>
-          <w:rtl w:val="0"/>
-        </w:rPr>
-      </w:r>
-    </w:p>
-    <w:p>
-      <w:pPr>
-        <w:numPr>
-          <w:ilvl w:val="0"/>
-          <w:numId w:val="1"/>
-        </w:numPr>
-        <w:ind w:left="720" w:hanging="360"/>
-        <w:rPr>
-          <w:sz w:val="24"/>
-          <w:szCs w:val="24"/>
-          <w:u w:val="none"/>
-        </w:rPr>
-      </w:pPr>
-      <w:r>
-        <w:rPr>
-          <w:sz w:val="24"/>
-          <w:szCs w:val="24"/>
-          <w:rtl w:val="0"/>
-        </w:rPr>
-        <w:t xml:space="preserve">Text</w:t>
-      </w:r>
-    </w:p>
-    <w:p>
-      <w:pPr>
-        <w:rPr>
-          <w:sz w:val="24"/>
-          <w:szCs w:val="24"/>
-        </w:rPr>
-      </w:pPr>
-      <w:r>
-        <w:rPr>
-          <w:rtl w:val="0"/>
-        </w:rPr>
+          <w:color w:val="999999"/>
+          <w:sz w:val="24"/>
+          <w:szCs w:val="24"/>
+          <w:rtl w:val="0"/>
+        </w:rPr>
+        <w:t xml:space="preserve">Melekhim</w:t>
       </w:r>
     </w:p>
     <w:p>
       <w:pPr>
         <w:jc w:val="center"/>
+        <w:rPr>
+          <w:sz w:val="24"/>
+          <w:szCs w:val="24"/>
+        </w:rPr>
+      </w:pPr>
+      <w:r>
         <w:rPr>
           <w:b w:val="1"/>
           <w:bCs w:val="1"/>
           <w:sz w:val="40"/>
           <w:szCs w:val="40"/>
-        </w:rPr>
-      </w:pPr>
-      <w:r>
-        <w:rPr>
-          <w:b w:val="1"/>
-          <w:bCs w:val="1"/>
-          <w:color w:val="999999"/>
-          <w:sz w:val="24"/>
-          <w:szCs w:val="24"/>
-          <w:rtl w:val="0"/>
-        </w:rPr>
-        <w:t xml:space="preserve">(Book Title)</w:t>
-      </w:r>
-      <w:r>
-        <w:rPr>
-          <w:rtl w:val="0"/>
-        </w:rPr>
-      </w:r>
-    </w:p>
-    <w:p>
-      <w:pPr>
-        <w:jc w:val="center"/>
-        <w:rPr>
-          <w:b w:val="1"/>
-          <w:bCs w:val="1"/>
-          <w:sz w:val="40"/>
-          <w:szCs w:val="40"/>
-        </w:rPr>
-      </w:pPr>
-      <w:r>
-        <w:rPr>
-          <w:b w:val="1"/>
-          <w:bCs w:val="1"/>
-          <w:sz w:val="40"/>
-          <w:szCs w:val="40"/>
-          <w:rtl w:val="0"/>
-        </w:rPr>
-        <w:t xml:space="preserve">1</w:t>
-      </w:r>
-    </w:p>
-    <w:p>
-      <w:pPr>
-        <w:rPr>
-          <w:b w:val="1"/>
-          <w:bCs w:val="1"/>
-          <w:sz w:val="24"/>
-          <w:szCs w:val="24"/>
-        </w:rPr>
-      </w:pPr>
-      <w:r>
-        <w:rPr>
-          <w:rtl w:val="0"/>
-        </w:rPr>
-      </w:r>
-    </w:p>
-    <w:p>
-      <w:pPr>
-        <w:rPr>
-          <w:b w:val="1"/>
-          <w:bCs w:val="1"/>
-          <w:sz w:val="24"/>
-          <w:szCs w:val="24"/>
-        </w:rPr>
-      </w:pPr>
-      <w:r>
-        <w:rPr>
-          <w:rtl w:val="0"/>
-        </w:rPr>
-      </w:r>
-    </w:p>
-    <w:p>
-      <w:pPr>
-        <w:numPr>
-          <w:ilvl w:val="0"/>
-          <w:numId w:val="1"/>
-        </w:numPr>
-        <w:ind w:left="720" w:hanging="360"/>
-        <w:rPr>
-          <w:sz w:val="24"/>
-          <w:szCs w:val="24"/>
-          <w:u w:val="none"/>
-        </w:rPr>
-      </w:pPr>
-      <w:r>
-        <w:rPr>
-          <w:sz w:val="24"/>
-          <w:szCs w:val="24"/>
-          <w:rtl w:val="0"/>
-        </w:rPr>
-        <w:t xml:space="preserve">Text</w:t>
+          <w:rtl w:val="0"/>
+        </w:rPr>
+        <w:t xml:space="preserve">23</w:t>
+      </w:r>
+      <w:r>
+        <w:rPr>
+          <w:rtl w:val="0"/>
+        </w:rPr>
+      </w:r>
+    </w:p>
+    <w:p>
+      <w:pPr>
+        <w:ind w:left="720" w:firstLine="0"/>
+        <w:rPr>
+          <w:sz w:val="24"/>
+          <w:szCs w:val="24"/>
+        </w:rPr>
+      </w:pPr>
+      <w:r>
+        <w:rPr>
+          <w:rtl w:val="0"/>
+        </w:rPr>
+      </w:r>
+    </w:p>
+    <w:p>
+      <w:pPr>
+        <w:ind w:left="720" w:firstLine="0"/>
+        <w:rPr>
+          <w:sz w:val="24"/>
+          <w:szCs w:val="24"/>
+        </w:rPr>
+      </w:pPr>
+      <w:r>
+        <w:rPr>
+          <w:rtl w:val="0"/>
+        </w:rPr>
+      </w:r>
+    </w:p>
+    <w:p>
+      <w:pPr>
+        <w:numPr>
+          <w:ilvl w:val="0"/>
+          <w:numId w:val="1"/>
+        </w:numPr>
+        <w:ind w:left="720" w:hanging="360"/>
+        <w:rPr>
+          <w:sz w:val="24"/>
+          <w:szCs w:val="24"/>
+          <w:u w:val="none"/>
+        </w:rPr>
+      </w:pPr>
+      <w:r>
+        <w:rPr>
+          <w:sz w:val="24"/>
+          <w:szCs w:val="24"/>
+          <w:rtl w:val="0"/>
+        </w:rPr>
+        <w:t xml:space="preserve">The king sent a third commander of fifty, with his fifty men. The third commander of fifty climbed up, approached Eliyahu and fell on his knees before him. He pleaded with him: “Man of EL, please! Have some regard for my life and the lives of these fifty servants of yours!</w:t>
+      </w:r>
+    </w:p>
+    <w:p>
+      <w:pPr>
+        <w:numPr>
+          <w:ilvl w:val="0"/>
+          <w:numId w:val="1"/>
+        </w:numPr>
+        <w:ind w:left="720" w:hanging="360"/>
+        <w:rPr>
+          <w:sz w:val="24"/>
+          <w:szCs w:val="24"/>
+          <w:u w:val="none"/>
+        </w:rPr>
+      </w:pPr>
+      <w:r>
+        <w:rPr>
+          <w:sz w:val="24"/>
+          <w:szCs w:val="24"/>
+          <w:rtl w:val="0"/>
+        </w:rPr>
+        <w:t xml:space="preserve">I know that fire came down from heaven and burned up the two other commanders with their fifty men; but now, have some regard for my life.”</w:t>
+      </w:r>
+    </w:p>
+    <w:p>
+      <w:pPr>
+        <w:numPr>
+          <w:ilvl w:val="0"/>
+          <w:numId w:val="1"/>
+        </w:numPr>
+        <w:ind w:left="720" w:hanging="360"/>
+        <w:rPr>
+          <w:sz w:val="24"/>
+          <w:szCs w:val="24"/>
+          <w:u w:val="none"/>
+        </w:rPr>
+      </w:pPr>
+      <w:r>
+        <w:rPr>
+          <w:sz w:val="24"/>
+          <w:szCs w:val="24"/>
+          <w:rtl w:val="0"/>
+        </w:rPr>
+        <w:t xml:space="preserve">The angel of YIHOVEH TZVA’OT said to Eliyahu, “Go down with him; don’t be afraid of him.” So he got up and went down with him to the king.</w:t>
+      </w:r>
+    </w:p>
+    <w:p>
+      <w:pPr>
+        <w:numPr>
+          <w:ilvl w:val="0"/>
+          <w:numId w:val="1"/>
+        </w:numPr>
+        <w:ind w:left="720" w:hanging="360"/>
+        <w:rPr>
+          <w:sz w:val="24"/>
+          <w:szCs w:val="24"/>
+          <w:u w:val="none"/>
+        </w:rPr>
+      </w:pPr>
+      <w:r>
+        <w:rPr>
+          <w:sz w:val="24"/>
+          <w:szCs w:val="24"/>
+          <w:rtl w:val="0"/>
+        </w:rPr>
+        <w:t xml:space="preserve">Eliyahu said to the king, “Here is what YIHOVEH says: ‘You sent messengers to consult Ba‘al-Z’vuv the idol of ‘Ekron. Is it because there’s no Elohim in Isra’el you can consult? Therefore, you will never leave the bed you are lying on; you will certainly die.’”</w:t>
+      </w:r>
+    </w:p>
+    <w:p>
+      <w:pPr>
+        <w:numPr>
+          <w:ilvl w:val="0"/>
+          <w:numId w:val="1"/>
+        </w:numPr>
+        <w:ind w:left="720" w:hanging="360"/>
+        <w:rPr>
+          <w:sz w:val="24"/>
+          <w:szCs w:val="24"/>
+          <w:u w:val="none"/>
+        </w:rPr>
+      </w:pPr>
+      <w:r>
+        <w:rPr>
+          <w:sz w:val="24"/>
+          <w:szCs w:val="24"/>
+          <w:rtl w:val="0"/>
+        </w:rPr>
+        <w:t xml:space="preserve">So he died, in keeping with the word of YIHOVEH TZVA’OT spoken through Eliyahu. Y’horam began to rule in place of him during the second year of Y’horam the son of Y’hoshafat king of Y’hudah, because he had no son.</w:t>
+      </w:r>
+    </w:p>
+    <w:p>
+      <w:pPr>
+        <w:numPr>
+          <w:ilvl w:val="0"/>
+          <w:numId w:val="1"/>
+        </w:numPr>
+        <w:ind w:left="720" w:hanging="360"/>
+        <w:rPr>
+          <w:sz w:val="24"/>
+          <w:szCs w:val="24"/>
+          <w:u w:val="none"/>
+        </w:rPr>
+      </w:pPr>
+      <w:r>
+        <w:rPr>
+          <w:sz w:val="24"/>
+          <w:szCs w:val="24"/>
+          <w:rtl w:val="0"/>
+        </w:rPr>
+        <w:t xml:space="preserve">Other activities of Achazyah are recorded in the Annals of the Kings of Isra’el.</w:t>
       </w:r>
     </w:p>
     <w:sectPr>
